--- a/testakten/nachehelicher-unterhalt-befristung-1578b-muenster/05_erwerbsbiografie_ehebedingte_nachteile.docx
+++ b/testakten/nachehelicher-unterhalt-befristung-1578b-muenster/05_erwerbsbiografie_ehebedingte_nachteile.docx
@@ -29,7 +29,7 @@
         <w:jc w:val="left"/>
       </w:pPr>
       <w:r>
-        <w:t>Dieses Stück bildet die berufliche Entwicklung von Frau Voßkamp nach und ordnet die einzelnen Stationen daraufhin ein, ob aus ihnen ein ehebedingter Nachteil im Sinne des § 1578b BGB folgt. Ein ehebedingter Nachteil liegt vor, wenn die Berechtigte ohne die ehebedingte Rollenverteilung heute ein höheres eigenes Einkommen oder eine bessere berufliche Stellung hätte. Maßgeblich ist der Vergleich zwischen der tatsächlichen und der hypothetischen, ehefrei gedachten Entwicklung.</w:t>
+        <w:t>Dieses Stück bildet die berufliche Entwicklung von Frau Voßkamp nach und ordnet die einzelnen Stationen daraufhin ein, ob aus ihnen ein ehebedingter Nachteil im Sinne des Paragrafen 1578b BGB folgt. Ein ehebedingter Nachteil liegt vor, wenn die Berechtigte ohne die ehebedingte Rollenverteilung heute ein höheres eigenes Einkommen oder eine bessere berufliche Stellung hätte. Maßgeblich ist der Vergleich zwischen der tatsächlichen und der hypothetischen, ehefrei gedachten Entwicklung.</w:t>
       </w:r>
     </w:p>
     <w:p>
@@ -142,7 +142,7 @@
         <w:jc w:val="left"/>
       </w:pPr>
       <w:r>
-        <w:t>Ohne die ehebedingten Umzüge und Betreuungsphasen hätte Frau Voßkamp ihre Laufbahn in der qualifizierten Kundenberatung möglicherweise durchgehend fortsetzen und in eine Leitungsfunktion aufsteigen können. Der hypothetische Verdienst einer durchgehend in Vollzeit tätigen Bankkauffrau mit Aufstieg ist gegen den heutigen tatsächlichen Verdienst zu stellen. Die Differenz wäre der fortwirkende ehebedingte Nachteil. Diese Vergleichsbetrachtung ist mit konkreten Gehaltsbändern zu unterlegen; eine pauschale Behauptung genügt nach der zu § 1578b BGB ergangenen Rechtsprechung nicht.</w:t>
+        <w:t>Ohne die ehebedingten Umzüge und Betreuungsphasen hätte Frau Voßkamp ihre Laufbahn in der qualifizierten Kundenberatung möglicherweise durchgehend fortsetzen und in eine Leitungsfunktion aufsteigen können. Der hypothetische Verdienst einer durchgehend in Vollzeit tätigen Bankkauffrau mit Aufstieg ist gegen den heutigen tatsächlichen Verdienst zu stellen. Die Differenz wäre der fortwirkende ehebedingte Nachteil. Diese Vergleichsbetrachtung ist mit konkreten Gehaltsbändern zu unterlegen; eine pauschale Behauptung genügt nach der zu Paragraf 1578b BGB ergangenen Rechtsprechung nicht.</w:t>
       </w:r>
     </w:p>
     <w:p>
@@ -161,12 +161,12 @@
         <w:jc w:val="left"/>
       </w:pPr>
       <w:r>
-        <w:t>Nach der zu § 1578b BGB ergangenen Rechtsprechung trägt die Berechtigte die Darlegungs- und Beweislast für das Vorliegen und das Fortwirken eines ehebedingten Nachteils, während den Pflichtigen für die Befristungsvoraussetzungen eine sekundäre Darlegungslast trifft. Die konkrete Verteilung ist vor Verwendung an amtlicher Quelle zu verifizieren. Für die Strategie folgt daraus, dass die Gegenseite den Nachteil substantiiert darlegen muss; gelingt das nicht, spricht dies für eine Befristung.</w:t>
+        <w:t>Nach der zu Paragraf 1578b BGB ergangenen Rechtsprechung trägt die Berechtigte die Darlegungs- und Beweislast für das Vorliegen und das Fortwirken eines ehebedingten Nachteils, während den Pflichtigen für die Befristungsvoraussetzungen eine sekundäre Darlegungslast trifft. Die konkrete Verteilung ist vor Verwendung an amtlicher Quelle zu verifizieren. Für die Strategie folgt daraus, dass die Gegenseite den Nachteil substantiiert darlegen muss; gelingt das nicht, spricht dies für eine Befristung.</w:t>
       </w:r>
     </w:p>
     <w:sectPr>
       <w:pgSz w:w="11906" w:h="16838"/>
-      <w:pgMar w:top="1417" w:right="1417" w:bottom="1417" w:left="1417" w:header="720" w:footer="720" w:gutter="0"/>
+      <w:pgMar w:top="1020" w:right="1417" w:bottom="907" w:left="1417" w:header="397" w:footer="397" w:gutter="0"/>
       <w:cols w:space="720"/>
       <w:docGrid w:linePitch="360"/>
     </w:sectPr>
@@ -537,9 +537,12 @@
     <w:name w:val="Normal"/>
     <w:qFormat/>
     <w:rsid w:val="00FC693F"/>
+    <w:pPr>
+      <w:spacing w:after="60" w:line="240" w:lineRule="auto"/>
+    </w:pPr>
     <w:rPr>
       <w:rFonts w:ascii="Times New Roman" w:hAnsi="Times New Roman"/>
-      <w:sz w:val="22"/>
+      <w:sz w:val="20"/>
     </w:rPr>
   </w:style>
   <w:style w:type="paragraph" w:styleId="Header">
@@ -884,7 +887,7 @@
       <w:pBdr>
         <w:bottom w:val="single" w:sz="8" w:space="4" w:color="4F81BD" w:themeColor="accent1"/>
       </w:pBdr>
-      <w:spacing w:after="300" w:line="240" w:lineRule="auto"/>
+      <w:spacing w:after="180" w:line="240" w:lineRule="auto"/>
       <w:contextualSpacing/>
     </w:pPr>
     <w:rPr>
@@ -892,7 +895,7 @@
       <w:color w:val="17365D" w:themeColor="text2" w:themeShade="BF"/>
       <w:spacing w:val="5"/>
       <w:kern w:val="28"/>
-      <w:sz w:val="52"/>
+      <w:sz w:val="32"/>
       <w:szCs w:val="52"/>
     </w:rPr>
   </w:style>
